--- a/README.docx
+++ b/README.docx
@@ -56,7 +56,23 @@
         <w:t xml:space="preserve"> </w:t>
       </w:r>
       <w:r>
-        <w:t>The language allows a user to interact with bank accounts through a menu-driven interface. The program supports depositing money, withdrawing money, checking a balance, creating a new account, and switching between accounts. The project is made up of six classes: BankAccount, Token, ASTNode, Lexer, Parser, and Interpreter, along with a main program file called banking.py and a specification testing file called spec_testing.py.</w:t>
+        <w:t xml:space="preserve">The language allows a user to interact with bank accounts through a menu-driven interface. The program supports depositing money, withdrawing money, checking a balance, creating a new account, and switching between accounts. The project is made up of six classes: </w:t>
+      </w:r>
+      <w:proofErr w:type="spellStart"/>
+      <w:r>
+        <w:t>BankAccount</w:t>
+      </w:r>
+      <w:proofErr w:type="spellEnd"/>
+      <w:r>
+        <w:t xml:space="preserve">, Token, </w:t>
+      </w:r>
+      <w:proofErr w:type="spellStart"/>
+      <w:r>
+        <w:t>ASTNode</w:t>
+      </w:r>
+      <w:proofErr w:type="spellEnd"/>
+      <w:r>
+        <w:t>, Lexer, Parser, and Interpreter, along with a main program file called banking.py and a specification testing file called spec_testing.py.</w:t>
       </w:r>
     </w:p>
     <w:p>
@@ -190,7 +206,15 @@
     <w:p/>
     <w:p>
       <w:r>
-        <w:t>When the program starts, ten accounts are loaded automatically so the user can begin testing right away. The table below lists each account number and the owner's name. These accounts are created in the create_hard_coded_accounts function inside banking.py.</w:t>
+        <w:t xml:space="preserve">When the program starts, ten accounts are loaded automatically so the user can begin testing right away. The table below lists each account number and the owner's name. These accounts are created in the </w:t>
+      </w:r>
+      <w:proofErr w:type="spellStart"/>
+      <w:r>
+        <w:t>create_hard_coded_accounts</w:t>
+      </w:r>
+      <w:proofErr w:type="spellEnd"/>
+      <w:r>
+        <w:t xml:space="preserve"> function inside banking.py.</w:t>
       </w:r>
     </w:p>
     <w:tbl>
@@ -281,8 +305,13 @@
             <w:pPr>
               <w:ind w:firstLine="0"/>
             </w:pPr>
-            <w:r>
-              <w:t>Nouchai Thao - $1200.00</w:t>
+            <w:proofErr w:type="spellStart"/>
+            <w:r>
+              <w:t>Nouchai</w:t>
+            </w:r>
+            <w:proofErr w:type="spellEnd"/>
+            <w:r>
+              <w:t xml:space="preserve"> Thao - $1200.00</w:t>
             </w:r>
           </w:p>
         </w:tc>
@@ -516,6 +545,382 @@
     <w:p/>
     <w:p>
       <w:r>
+        <w:t>EBNF Gramm</w:t>
+      </w:r>
+      <w:r>
+        <w:t>a</w:t>
+      </w:r>
+      <w:r>
+        <w:t xml:space="preserve">r: </w:t>
+      </w:r>
+    </w:p>
+    <w:p>
+      <w:proofErr w:type="gramStart"/>
+      <w:r>
+        <w:t>digit ::=</w:t>
+      </w:r>
+      <w:proofErr w:type="gramEnd"/>
+      <w:r>
+        <w:t xml:space="preserve"> "0" | "1" | "2" | "3" | "4" | "5" | "6" | "7" | "8" | "9</w:t>
+      </w:r>
+      <w:proofErr w:type="gramStart"/>
+      <w:r>
+        <w:t>" ;</w:t>
+      </w:r>
+      <w:proofErr w:type="gramEnd"/>
+    </w:p>
+    <w:p/>
+    <w:p>
+      <w:proofErr w:type="gramStart"/>
+      <w:r>
+        <w:t>letter ::=</w:t>
+      </w:r>
+      <w:proofErr w:type="gramEnd"/>
+      <w:r>
+        <w:t xml:space="preserve"> "A" | "B" | "C" | "D" | "E" | "F" | "G" | "H" | "I" | "J" | "K" | "L" | "M" | "N"</w:t>
+      </w:r>
+    </w:p>
+    <w:p>
+      <w:r>
+        <w:t xml:space="preserve">       | "O" | "P" | "Q" | "R" | "S" | "T" | "U" | "V" | "W" | "X" | "Y" | "Z</w:t>
+      </w:r>
+      <w:proofErr w:type="gramStart"/>
+      <w:r>
+        <w:t>" ;</w:t>
+      </w:r>
+      <w:proofErr w:type="gramEnd"/>
+    </w:p>
+    <w:p/>
+    <w:p>
+      <w:proofErr w:type="gramStart"/>
+      <w:r>
+        <w:t>integer ::=</w:t>
+      </w:r>
+      <w:proofErr w:type="gramEnd"/>
+      <w:r>
+        <w:t xml:space="preserve"> digit, {digit</w:t>
+      </w:r>
+      <w:proofErr w:type="gramStart"/>
+      <w:r>
+        <w:t>} ;</w:t>
+      </w:r>
+      <w:proofErr w:type="gramEnd"/>
+    </w:p>
+    <w:p/>
+    <w:p>
+      <w:proofErr w:type="gramStart"/>
+      <w:r>
+        <w:t>amount ::=</w:t>
+      </w:r>
+      <w:proofErr w:type="gramEnd"/>
+      <w:r>
+        <w:t xml:space="preserve"> integer, [ ".", digit, {digit}</w:t>
+      </w:r>
+      <w:proofErr w:type="gramStart"/>
+      <w:r>
+        <w:t>] ;</w:t>
+      </w:r>
+      <w:proofErr w:type="gramEnd"/>
+    </w:p>
+    <w:p/>
+    <w:p>
+      <w:proofErr w:type="gramStart"/>
+      <w:r>
+        <w:t>name ::=</w:t>
+      </w:r>
+      <w:proofErr w:type="gramEnd"/>
+      <w:r>
+        <w:t xml:space="preserve"> letter, {letter</w:t>
+      </w:r>
+      <w:proofErr w:type="gramStart"/>
+      <w:r>
+        <w:t>} ;</w:t>
+      </w:r>
+      <w:proofErr w:type="gramEnd"/>
+    </w:p>
+    <w:p/>
+    <w:p>
+      <w:proofErr w:type="spellStart"/>
+      <w:r>
+        <w:t>account_</w:t>
+      </w:r>
+      <w:proofErr w:type="gramStart"/>
+      <w:r>
+        <w:t>number</w:t>
+      </w:r>
+      <w:proofErr w:type="spellEnd"/>
+      <w:r>
+        <w:t xml:space="preserve"> ::=</w:t>
+      </w:r>
+      <w:proofErr w:type="gramEnd"/>
+      <w:r>
+        <w:t xml:space="preserve"> letter, letter, digit, digit, digit, digit, digit, </w:t>
+      </w:r>
+      <w:proofErr w:type="gramStart"/>
+      <w:r>
+        <w:t>digit ;</w:t>
+      </w:r>
+      <w:proofErr w:type="gramEnd"/>
+    </w:p>
+    <w:p/>
+    <w:p>
+      <w:proofErr w:type="gramStart"/>
+      <w:r>
+        <w:t>exit ::=</w:t>
+      </w:r>
+      <w:proofErr w:type="gramEnd"/>
+      <w:r>
+        <w:t xml:space="preserve"> "EXIT</w:t>
+      </w:r>
+      <w:proofErr w:type="gramStart"/>
+      <w:r>
+        <w:t>" ;</w:t>
+      </w:r>
+      <w:proofErr w:type="gramEnd"/>
+    </w:p>
+    <w:p/>
+    <w:p>
+      <w:proofErr w:type="spellStart"/>
+      <w:r>
+        <w:t>menu_</w:t>
+      </w:r>
+      <w:proofErr w:type="gramStart"/>
+      <w:r>
+        <w:t>choice</w:t>
+      </w:r>
+      <w:proofErr w:type="spellEnd"/>
+      <w:r>
+        <w:t xml:space="preserve"> ::=</w:t>
+      </w:r>
+      <w:proofErr w:type="gramEnd"/>
+      <w:r>
+        <w:t xml:space="preserve"> "1" | "2" | "3" | "4" | "5" | "6" | </w:t>
+      </w:r>
+      <w:proofErr w:type="gramStart"/>
+      <w:r>
+        <w:t>exit ;</w:t>
+      </w:r>
+      <w:proofErr w:type="gramEnd"/>
+    </w:p>
+    <w:p/>
+    <w:p>
+      <w:proofErr w:type="gramStart"/>
+      <w:r>
+        <w:t>deposit ::=</w:t>
+      </w:r>
+      <w:proofErr w:type="gramEnd"/>
+      <w:r>
+        <w:t xml:space="preserve"> "1", </w:t>
+      </w:r>
+      <w:proofErr w:type="gramStart"/>
+      <w:r>
+        <w:t>amount ;</w:t>
+      </w:r>
+      <w:proofErr w:type="gramEnd"/>
+    </w:p>
+    <w:p/>
+    <w:p>
+      <w:proofErr w:type="gramStart"/>
+      <w:r>
+        <w:lastRenderedPageBreak/>
+        <w:t>withdrawal ::=</w:t>
+      </w:r>
+      <w:proofErr w:type="gramEnd"/>
+      <w:r>
+        <w:t xml:space="preserve"> "2", </w:t>
+      </w:r>
+      <w:proofErr w:type="gramStart"/>
+      <w:r>
+        <w:t>amount ;</w:t>
+      </w:r>
+      <w:proofErr w:type="gramEnd"/>
+    </w:p>
+    <w:p/>
+    <w:p>
+      <w:proofErr w:type="spellStart"/>
+      <w:r>
+        <w:t>check_</w:t>
+      </w:r>
+      <w:proofErr w:type="gramStart"/>
+      <w:r>
+        <w:t>balance</w:t>
+      </w:r>
+      <w:proofErr w:type="spellEnd"/>
+      <w:r>
+        <w:t xml:space="preserve"> ::=</w:t>
+      </w:r>
+      <w:proofErr w:type="gramEnd"/>
+      <w:r>
+        <w:t xml:space="preserve"> "3</w:t>
+      </w:r>
+      <w:proofErr w:type="gramStart"/>
+      <w:r>
+        <w:t>" ;</w:t>
+      </w:r>
+      <w:proofErr w:type="gramEnd"/>
+    </w:p>
+    <w:p/>
+    <w:p>
+      <w:proofErr w:type="spellStart"/>
+      <w:r>
+        <w:t>create_</w:t>
+      </w:r>
+      <w:proofErr w:type="gramStart"/>
+      <w:r>
+        <w:t>account</w:t>
+      </w:r>
+      <w:proofErr w:type="spellEnd"/>
+      <w:r>
+        <w:t xml:space="preserve"> ::=</w:t>
+      </w:r>
+      <w:proofErr w:type="gramEnd"/>
+      <w:r>
+        <w:t xml:space="preserve"> "4", name, name, </w:t>
+      </w:r>
+      <w:proofErr w:type="spellStart"/>
+      <w:r>
+        <w:t>account_number</w:t>
+      </w:r>
+      <w:proofErr w:type="spellEnd"/>
+      <w:r>
+        <w:t xml:space="preserve">, </w:t>
+      </w:r>
+      <w:proofErr w:type="gramStart"/>
+      <w:r>
+        <w:t>amount ;</w:t>
+      </w:r>
+      <w:proofErr w:type="gramEnd"/>
+    </w:p>
+    <w:p/>
+    <w:p>
+      <w:proofErr w:type="spellStart"/>
+      <w:r>
+        <w:t>check_other_</w:t>
+      </w:r>
+      <w:proofErr w:type="gramStart"/>
+      <w:r>
+        <w:t>account</w:t>
+      </w:r>
+      <w:proofErr w:type="spellEnd"/>
+      <w:r>
+        <w:t xml:space="preserve"> ::=</w:t>
+      </w:r>
+      <w:proofErr w:type="gramEnd"/>
+      <w:r>
+        <w:t xml:space="preserve"> "5", </w:t>
+      </w:r>
+      <w:proofErr w:type="spellStart"/>
+      <w:r>
+        <w:t>account_</w:t>
+      </w:r>
+      <w:proofErr w:type="gramStart"/>
+      <w:r>
+        <w:t>number</w:t>
+      </w:r>
+      <w:proofErr w:type="spellEnd"/>
+      <w:r>
+        <w:t xml:space="preserve"> ;</w:t>
+      </w:r>
+      <w:proofErr w:type="gramEnd"/>
+    </w:p>
+    <w:p/>
+    <w:p>
+      <w:proofErr w:type="spellStart"/>
+      <w:r>
+        <w:t>exit_</w:t>
+      </w:r>
+      <w:proofErr w:type="gramStart"/>
+      <w:r>
+        <w:t>program</w:t>
+      </w:r>
+      <w:proofErr w:type="spellEnd"/>
+      <w:r>
+        <w:t xml:space="preserve"> ::=</w:t>
+      </w:r>
+      <w:proofErr w:type="gramEnd"/>
+      <w:r>
+        <w:t xml:space="preserve"> "6" | </w:t>
+      </w:r>
+      <w:proofErr w:type="gramStart"/>
+      <w:r>
+        <w:t>exit ;</w:t>
+      </w:r>
+      <w:proofErr w:type="gramEnd"/>
+    </w:p>
+    <w:p/>
+    <w:p>
+      <w:proofErr w:type="gramStart"/>
+      <w:r>
+        <w:t>command ::=</w:t>
+      </w:r>
+      <w:proofErr w:type="gramEnd"/>
+      <w:r>
+        <w:t xml:space="preserve"> deposit | withdrawal | </w:t>
+      </w:r>
+      <w:proofErr w:type="spellStart"/>
+      <w:r>
+        <w:t>check_balance</w:t>
+      </w:r>
+      <w:proofErr w:type="spellEnd"/>
+      <w:r>
+        <w:t xml:space="preserve"> | </w:t>
+      </w:r>
+      <w:proofErr w:type="spellStart"/>
+      <w:r>
+        <w:t>create_account</w:t>
+      </w:r>
+      <w:proofErr w:type="spellEnd"/>
+      <w:r>
+        <w:t xml:space="preserve"> | </w:t>
+      </w:r>
+      <w:proofErr w:type="spellStart"/>
+      <w:r>
+        <w:t>check_other_account</w:t>
+      </w:r>
+      <w:proofErr w:type="spellEnd"/>
+      <w:r>
+        <w:t xml:space="preserve"> | </w:t>
+      </w:r>
+      <w:proofErr w:type="spellStart"/>
+      <w:r>
+        <w:t>exit_</w:t>
+      </w:r>
+      <w:proofErr w:type="gramStart"/>
+      <w:r>
+        <w:t>program</w:t>
+      </w:r>
+      <w:proofErr w:type="spellEnd"/>
+      <w:r>
+        <w:t xml:space="preserve"> ;</w:t>
+      </w:r>
+      <w:proofErr w:type="gramEnd"/>
+    </w:p>
+    <w:p/>
+    <w:p>
+      <w:proofErr w:type="gramStart"/>
+      <w:r>
+        <w:t>program ::=</w:t>
+      </w:r>
+      <w:proofErr w:type="gramEnd"/>
+      <w:r>
+        <w:t xml:space="preserve"> (</w:t>
+      </w:r>
+      <w:proofErr w:type="spellStart"/>
+      <w:r>
+        <w:t>account_number</w:t>
+      </w:r>
+      <w:proofErr w:type="spellEnd"/>
+      <w:r>
+        <w:t xml:space="preserve"> | exit), {command</w:t>
+      </w:r>
+      <w:proofErr w:type="gramStart"/>
+      <w:r>
+        <w:t>} ;</w:t>
+      </w:r>
+      <w:proofErr w:type="gramEnd"/>
+    </w:p>
+    <w:p>
+      <w:r>
         <w:t>The grammar for the Banking DSL was written in Extended Backus-Naur Form (EBNF). It defines every valid input the program will accept. The grammar starts with the program rule, which requires either an account number or the EXIT keyword, followed by zero or more commands. Each command is selected by entering a menu number from 1 through 6.</w:t>
       </w:r>
     </w:p>
@@ -531,24 +936,54 @@
     </w:p>
     <w:p>
       <w:r>
-        <w:t>The Parser reads the token list and builds an Abstract Syntax Tree (AST) made up of ASTNode objects. Each private method in the Parser corresponds to one EBNF grammar rule. If the token stream does not match the grammar, the Parser returns an ERROR node instead of crashing.</w:t>
-      </w:r>
-    </w:p>
-    <w:p>
-      <w:r>
-        <w:t>The Interpreter walks the AST and calls the appropriate BankAccount methods. For example, a DEPOSIT node causes the Interpreter to call deposit() on the active account with the amount stored in the child AMOUNT node.</w:t>
-      </w:r>
-    </w:p>
-    <w:p>
-      <w:r>
-        <w:t>The BankAccount class stores account data privately and exposes methods for depositing, withdrawing, and checking the balance. All data is accessed through getters and setters.</w:t>
-      </w:r>
-    </w:p>
-    <w:p/>
-    <w:p/>
-    <w:p>
-      <w:r>
         <w:lastRenderedPageBreak/>
+        <w:t xml:space="preserve">The Parser reads the token list and builds an Abstract Syntax Tree (AST) made up of </w:t>
+      </w:r>
+      <w:proofErr w:type="spellStart"/>
+      <w:r>
+        <w:t>ASTNode</w:t>
+      </w:r>
+      <w:proofErr w:type="spellEnd"/>
+      <w:r>
+        <w:t xml:space="preserve"> objects. Each private method in the Parser corresponds to one EBNF grammar rule. If the token stream does not match the grammar, the Parser returns an ERROR node instead of crashing.</w:t>
+      </w:r>
+    </w:p>
+    <w:p>
+      <w:r>
+        <w:t xml:space="preserve">The Interpreter walks the AST and calls the appropriate </w:t>
+      </w:r>
+      <w:proofErr w:type="spellStart"/>
+      <w:r>
+        <w:t>BankAccount</w:t>
+      </w:r>
+      <w:proofErr w:type="spellEnd"/>
+      <w:r>
+        <w:t xml:space="preserve"> methods. For example, a DEPOSIT node causes the Interpreter to call </w:t>
+      </w:r>
+      <w:proofErr w:type="gramStart"/>
+      <w:r>
+        <w:t>deposit(</w:t>
+      </w:r>
+      <w:proofErr w:type="gramEnd"/>
+      <w:r>
+        <w:t>) on the active account with the amount stored in the child AMOUNT node.</w:t>
+      </w:r>
+    </w:p>
+    <w:p>
+      <w:r>
+        <w:t xml:space="preserve">The </w:t>
+      </w:r>
+      <w:proofErr w:type="spellStart"/>
+      <w:r>
+        <w:t>BankAccount</w:t>
+      </w:r>
+      <w:proofErr w:type="spellEnd"/>
+      <w:r>
+        <w:t xml:space="preserve"> class stores account data privately and exposes methods for depositing, withdrawing, and checking the balance. All data is accessed through getters and setters.</w:t>
+      </w:r>
+    </w:p>
+    <w:p>
+      <w:r>
         <w:t>The chart below shows the relationship between the files and classes in the program. banking.py sits at the top and coordinates all other components.</w:t>
       </w:r>
     </w:p>
@@ -740,9 +1175,11 @@
             <w:pPr>
               <w:ind w:firstLine="0"/>
             </w:pPr>
+            <w:proofErr w:type="spellStart"/>
             <w:r>
               <w:t>ASTNode</w:t>
             </w:r>
+            <w:proofErr w:type="spellEnd"/>
           </w:p>
         </w:tc>
         <w:tc>
@@ -810,18 +1247,705 @@
               <w:ind w:firstLine="0"/>
             </w:pPr>
             <w:r>
-              <w:t>Runs the unit test on BankAccount and the DSL pipeline</w:t>
+              <w:t xml:space="preserve">Runs the unit test on </w:t>
+            </w:r>
+            <w:proofErr w:type="spellStart"/>
+            <w:r>
+              <w:t>BankAccount</w:t>
+            </w:r>
+            <w:proofErr w:type="spellEnd"/>
+            <w:r>
+              <w:t xml:space="preserve"> and the DSL pipeline</w:t>
             </w:r>
           </w:p>
         </w:tc>
       </w:tr>
     </w:tbl>
+    <w:p>
+      <w:pPr>
+        <w:ind w:firstLine="0"/>
+      </w:pPr>
+    </w:p>
+    <w:p>
+      <w:r>
+        <w:lastRenderedPageBreak/>
+        <w:drawing>
+          <wp:inline distT="0" distB="0" distL="0" distR="0" wp14:anchorId="29C6B950" wp14:editId="469B889F">
+            <wp:extent cx="5943600" cy="3469005"/>
+            <wp:effectExtent l="0" t="0" r="0" b="0"/>
+            <wp:docPr id="1607655351" name="Picture 1"/>
+            <wp:cNvGraphicFramePr>
+              <a:graphicFrameLocks xmlns:a="http://schemas.openxmlformats.org/drawingml/2006/main" noChangeAspect="1"/>
+            </wp:cNvGraphicFramePr>
+            <a:graphic xmlns:a="http://schemas.openxmlformats.org/drawingml/2006/main">
+              <a:graphicData uri="http://schemas.openxmlformats.org/drawingml/2006/picture">
+                <pic:pic xmlns:pic="http://schemas.openxmlformats.org/drawingml/2006/picture">
+                  <pic:nvPicPr>
+                    <pic:cNvPr id="1607655351" name=""/>
+                    <pic:cNvPicPr/>
+                  </pic:nvPicPr>
+                  <pic:blipFill>
+                    <a:blip r:embed="rId9"/>
+                    <a:stretch>
+                      <a:fillRect/>
+                    </a:stretch>
+                  </pic:blipFill>
+                  <pic:spPr>
+                    <a:xfrm>
+                      <a:off x="0" y="0"/>
+                      <a:ext cx="5943600" cy="3469005"/>
+                    </a:xfrm>
+                    <a:prstGeom prst="rect">
+                      <a:avLst/>
+                    </a:prstGeom>
+                  </pic:spPr>
+                </pic:pic>
+              </a:graphicData>
+            </a:graphic>
+          </wp:inline>
+        </w:drawing>
+      </w:r>
+    </w:p>
+    <w:p/>
+    <w:p>
+      <w:r>
+        <w:t>Token.py</w:t>
+      </w:r>
+    </w:p>
+    <w:p>
+      <w:r>
+        <w:t>Defines the Token class and seven token-type constants. A Token is a labeled container pairing a type string (such as MENU_CHOICE or ACCOUNT_NUMBER) with a value. All fields are private and accessed through getters.</w:t>
+      </w:r>
+    </w:p>
+    <w:p>
+      <w:r>
+        <w:t>ASTNode.py</w:t>
+      </w:r>
+    </w:p>
+    <w:p>
+      <w:r>
+        <w:t xml:space="preserve">Defines the </w:t>
+      </w:r>
+      <w:proofErr w:type="spellStart"/>
+      <w:r>
+        <w:t>ASTNode</w:t>
+      </w:r>
+      <w:proofErr w:type="spellEnd"/>
+      <w:r>
+        <w:t xml:space="preserve"> class used to build the Abstract Syntax Tree. Each node stores a type label, an optional value, and an optional list of child nodes. The __</w:t>
+      </w:r>
+      <w:proofErr w:type="spellStart"/>
+      <w:r>
+        <w:t>build_repr</w:t>
+      </w:r>
+      <w:proofErr w:type="spellEnd"/>
+      <w:r>
+        <w:t xml:space="preserve"> method recursively prints the tree with indentation for readable output.</w:t>
+      </w:r>
+    </w:p>
+    <w:p>
+      <w:r>
+        <w:t>Lexer.py</w:t>
+      </w:r>
+    </w:p>
+    <w:p>
+      <w:r>
+        <w:t>Defines the Lexer class. The tokenize method splits the input on whitespace and passes each word to __</w:t>
+      </w:r>
+      <w:proofErr w:type="spellStart"/>
+      <w:r>
+        <w:t>classify_word</w:t>
+      </w:r>
+      <w:proofErr w:type="spellEnd"/>
+      <w:r>
+        <w:t xml:space="preserve">, which tests four compiled regex patterns in priority order. EXIT </w:t>
+      </w:r>
+      <w:r>
+        <w:lastRenderedPageBreak/>
+        <w:t>is checked first so it is not misclassified as a name. Account numbers are checked before plain names for the same reason. An EOF token is appended at the end of every list.</w:t>
+      </w:r>
+    </w:p>
+    <w:p>
+      <w:r>
+        <w:t>Parser.py</w:t>
+      </w:r>
+    </w:p>
+    <w:p>
+      <w:r>
+        <w:t xml:space="preserve">Defines the Parser class. Each private method maps to one EBNF grammar rule. The entry point </w:t>
+      </w:r>
+      <w:proofErr w:type="gramStart"/>
+      <w:r>
+        <w:t>parse(</w:t>
+      </w:r>
+      <w:proofErr w:type="gramEnd"/>
+      <w:r>
+        <w:t>) calls __</w:t>
+      </w:r>
+      <w:proofErr w:type="spellStart"/>
+      <w:r>
+        <w:t>parse_</w:t>
+      </w:r>
+      <w:proofErr w:type="gramStart"/>
+      <w:r>
+        <w:t>program</w:t>
+      </w:r>
+      <w:proofErr w:type="spellEnd"/>
+      <w:r>
+        <w:t>(</w:t>
+      </w:r>
+      <w:proofErr w:type="gramEnd"/>
+      <w:r>
+        <w:t>), which reads the account number or EXIT token, then loops consuming commands until EOF. Menu choice digits route to the matching command parser through __</w:t>
+      </w:r>
+      <w:proofErr w:type="spellStart"/>
+      <w:r>
+        <w:t>route_</w:t>
+      </w:r>
+      <w:proofErr w:type="gramStart"/>
+      <w:r>
+        <w:t>command</w:t>
+      </w:r>
+      <w:proofErr w:type="spellEnd"/>
+      <w:r>
+        <w:t>(</w:t>
+      </w:r>
+      <w:proofErr w:type="gramEnd"/>
+      <w:r>
+        <w:t>). Bad input produces an ERROR node with a descriptive message.</w:t>
+      </w:r>
+    </w:p>
+    <w:p>
+      <w:r>
+        <w:t>Interpreter.py</w:t>
+      </w:r>
+    </w:p>
+    <w:p>
+      <w:r>
+        <w:t xml:space="preserve">Defines the Interpreter class. It walks the AST returned by the Parser and calls the appropriate </w:t>
+      </w:r>
+      <w:proofErr w:type="spellStart"/>
+      <w:r>
+        <w:t>BankAccount</w:t>
+      </w:r>
+      <w:proofErr w:type="spellEnd"/>
+      <w:r>
+        <w:t xml:space="preserve"> methods based on node type. A DEPOSIT node triggers a deposit, a WITHDRAWAL node triggers a withdrawal, and so on.</w:t>
+      </w:r>
+    </w:p>
+    <w:p>
+      <w:r>
+        <w:t>BankAccount.py</w:t>
+      </w:r>
+    </w:p>
+    <w:p>
+      <w:r>
+        <w:t xml:space="preserve">Defines the </w:t>
+      </w:r>
+      <w:proofErr w:type="spellStart"/>
+      <w:r>
+        <w:t>BankAccount</w:t>
+      </w:r>
+      <w:proofErr w:type="spellEnd"/>
+      <w:r>
+        <w:t xml:space="preserve"> class with private fields for first name, last name, account number, and balance. The account number is validated with a regular expression requiring two letters matching the customer's initials followed by six digits. Deposit and withdrawal methods validate the amount before updating the balance.</w:t>
+      </w:r>
+    </w:p>
+    <w:p>
+      <w:r>
+        <w:t>B</w:t>
+      </w:r>
+      <w:r>
+        <w:t>anking.py</w:t>
+      </w:r>
+    </w:p>
+    <w:p>
+      <w:r>
+        <w:t xml:space="preserve">The main program file. The main function loads ten hardcoded accounts, then runs a while loop presenting a numbered menu. User input is passed to the Lexer and Parser to produce an AST, which the Interpreter then executes against the active </w:t>
+      </w:r>
+      <w:proofErr w:type="spellStart"/>
+      <w:r>
+        <w:t>BankAccount</w:t>
+      </w:r>
+      <w:proofErr w:type="spellEnd"/>
+      <w:r>
+        <w:t>.</w:t>
+      </w:r>
+    </w:p>
+    <w:p>
+      <w:r>
+        <w:t>S</w:t>
+      </w:r>
+      <w:r>
+        <w:t>pec_testing.py</w:t>
+      </w:r>
+    </w:p>
+    <w:p>
+      <w:r>
+        <w:lastRenderedPageBreak/>
+        <w:t xml:space="preserve">The specification testing file. Uses Python's </w:t>
+      </w:r>
+      <w:proofErr w:type="spellStart"/>
+      <w:r>
+        <w:t>unittest</w:t>
+      </w:r>
+      <w:proofErr w:type="spellEnd"/>
+      <w:r>
+        <w:t xml:space="preserve"> module to test deposit and withdrawal results, balance accuracy, and account number validation. A menu loop lets the user run all tests at once or select individual tests.</w:t>
+      </w:r>
+    </w:p>
+    <w:p>
+      <w:r>
+        <w:drawing>
+          <wp:inline distT="0" distB="0" distL="0" distR="0" wp14:anchorId="35CB36E8" wp14:editId="7E512A3A">
+            <wp:extent cx="5943600" cy="873760"/>
+            <wp:effectExtent l="0" t="0" r="0" b="2540"/>
+            <wp:docPr id="807369064" name="Picture 1"/>
+            <wp:cNvGraphicFramePr>
+              <a:graphicFrameLocks xmlns:a="http://schemas.openxmlformats.org/drawingml/2006/main" noChangeAspect="1"/>
+            </wp:cNvGraphicFramePr>
+            <a:graphic xmlns:a="http://schemas.openxmlformats.org/drawingml/2006/main">
+              <a:graphicData uri="http://schemas.openxmlformats.org/drawingml/2006/picture">
+                <pic:pic xmlns:pic="http://schemas.openxmlformats.org/drawingml/2006/picture">
+                  <pic:nvPicPr>
+                    <pic:cNvPr id="807369064" name=""/>
+                    <pic:cNvPicPr/>
+                  </pic:nvPicPr>
+                  <pic:blipFill>
+                    <a:blip r:embed="rId10"/>
+                    <a:stretch>
+                      <a:fillRect/>
+                    </a:stretch>
+                  </pic:blipFill>
+                  <pic:spPr>
+                    <a:xfrm>
+                      <a:off x="0" y="0"/>
+                      <a:ext cx="5943600" cy="873760"/>
+                    </a:xfrm>
+                    <a:prstGeom prst="rect">
+                      <a:avLst/>
+                    </a:prstGeom>
+                  </pic:spPr>
+                </pic:pic>
+              </a:graphicData>
+            </a:graphic>
+          </wp:inline>
+        </w:drawing>
+      </w:r>
+    </w:p>
+    <w:p>
+      <w:pPr>
+        <w:ind w:firstLine="0"/>
+      </w:pPr>
+    </w:p>
+    <w:p>
+      <w:r>
+        <w:t>Requirements</w:t>
+      </w:r>
+    </w:p>
+    <w:p>
+      <w:r>
+        <w:t>Python 3.10 or higher must be installed.</w:t>
+      </w:r>
+    </w:p>
+    <w:p>
+      <w:r>
+        <w:t>No third-party packages are required. All imports are from the Python standard library.</w:t>
+      </w:r>
+    </w:p>
+    <w:p/>
+    <w:p>
+      <w:r>
+        <w:t xml:space="preserve">Step 1 </w:t>
+      </w:r>
+      <w:r>
+        <w:t>-</w:t>
+      </w:r>
+      <w:r>
+        <w:t xml:space="preserve"> Download the files</w:t>
+      </w:r>
+    </w:p>
+    <w:p>
+      <w:r>
+        <w:t>Unzip the project folder. Make sure all of the following files are in the same directory: banking.py, BankAccount.py, Token.py, ASTNode.py, Lexer.py, Parser.py, Interpreter.py, and spec_testing.py.</w:t>
+      </w:r>
+    </w:p>
+    <w:p/>
+    <w:p>
+      <w:r>
+        <w:t xml:space="preserve">Step 2 </w:t>
+      </w:r>
+      <w:r>
+        <w:t>-</w:t>
+      </w:r>
+      <w:r>
+        <w:t xml:space="preserve"> Open a terminal</w:t>
+      </w:r>
+    </w:p>
+    <w:p>
+      <w:r>
+        <w:t>Open a terminal or command prompt and navigate to the folder containing the project files. On Windows you can use PowerShell. On Mac or Linux use Terminal.</w:t>
+      </w:r>
+    </w:p>
+    <w:p/>
+    <w:p>
+      <w:r>
+        <w:t xml:space="preserve">Step 3 </w:t>
+      </w:r>
+      <w:r>
+        <w:t xml:space="preserve">- </w:t>
+      </w:r>
+      <w:r>
+        <w:t>Run the banking application</w:t>
+      </w:r>
+    </w:p>
+    <w:p>
+      <w:r>
+        <w:t>Type the following command and press Enter:</w:t>
+      </w:r>
+    </w:p>
+    <w:p/>
+    <w:p>
+      <w:r>
+        <w:lastRenderedPageBreak/>
+        <w:t>python banking.py</w:t>
+      </w:r>
+    </w:p>
+    <w:p/>
+    <w:p>
+      <w:r>
+        <w:t>The program will greet you and ask for an account number. Enter one of the account numbers from the Pre-Loaded Accounts table in Section 3. You will then see a menu with options 1</w:t>
+      </w:r>
+      <w:r>
+        <w:t>-</w:t>
+      </w:r>
+      <w:r>
+        <w:t>6. Type the number for the action you want and follow the prompts. Type EXIT at any prompt to leave the program.</w:t>
+      </w:r>
+    </w:p>
+    <w:p/>
+    <w:p>
+      <w:r>
+        <w:t xml:space="preserve">Step 4 </w:t>
+      </w:r>
+      <w:r>
+        <w:t>-</w:t>
+      </w:r>
+      <w:r>
+        <w:t xml:space="preserve"> Run the specification tests</w:t>
+      </w:r>
+    </w:p>
+    <w:p>
+      <w:r>
+        <w:t>Type the following command and press Enter:</w:t>
+      </w:r>
+    </w:p>
+    <w:p/>
+    <w:p>
+      <w:r>
+        <w:t>python spec_testing.py</w:t>
+      </w:r>
+    </w:p>
+    <w:p/>
+    <w:p>
+      <w:r>
+        <w:t>A menu will appear with options to run all tests, run a single test, or exit. Each test prints a detailed message showing what was tested, the expected value, the actual value, and whether the test passed or failed.</w:t>
+      </w:r>
+    </w:p>
+    <w:p/>
+    <w:p>
+      <w:r>
+        <w:t>The table below summarizes every token type the Lexer can produce and gives an example of each.</w:t>
+      </w:r>
+    </w:p>
+    <w:tbl>
+      <w:tblPr>
+        <w:tblStyle w:val="TableGrid"/>
+        <w:tblW w:w="0" w:type="auto"/>
+        <w:tblLook w:val="04A0" w:firstRow="1" w:lastRow="0" w:firstColumn="1" w:lastColumn="0" w:noHBand="0" w:noVBand="1"/>
+      </w:tblPr>
+      <w:tblGrid>
+        <w:gridCol w:w="4676"/>
+        <w:gridCol w:w="4674"/>
+      </w:tblGrid>
+      <w:tr>
+        <w:tc>
+          <w:tcPr>
+            <w:tcW w:w="4680" w:type="dxa"/>
+          </w:tcPr>
+          <w:p>
+            <w:pPr>
+              <w:ind w:firstLine="0"/>
+            </w:pPr>
+            <w:r>
+              <w:t>Token</w:t>
+            </w:r>
+          </w:p>
+        </w:tc>
+        <w:tc>
+          <w:tcPr>
+            <w:tcW w:w="4680" w:type="dxa"/>
+          </w:tcPr>
+          <w:p>
+            <w:pPr>
+              <w:ind w:firstLine="0"/>
+            </w:pPr>
+            <w:r>
+              <w:t>Description</w:t>
+            </w:r>
+          </w:p>
+        </w:tc>
+      </w:tr>
+      <w:tr>
+        <w:tc>
+          <w:tcPr>
+            <w:tcW w:w="4680" w:type="dxa"/>
+          </w:tcPr>
+          <w:p>
+            <w:pPr>
+              <w:ind w:firstLine="0"/>
+            </w:pPr>
+            <w:r>
+              <w:t>ACCOUNT_NUMBER</w:t>
+            </w:r>
+          </w:p>
+        </w:tc>
+        <w:tc>
+          <w:tcPr>
+            <w:tcW w:w="4680" w:type="dxa"/>
+          </w:tcPr>
+          <w:p>
+            <w:pPr>
+              <w:ind w:firstLine="0"/>
+            </w:pPr>
+            <w:r>
+              <w:t>Example: CN123456 – two letters followed by six digits</w:t>
+            </w:r>
+          </w:p>
+        </w:tc>
+      </w:tr>
+      <w:tr>
+        <w:tc>
+          <w:tcPr>
+            <w:tcW w:w="4680" w:type="dxa"/>
+          </w:tcPr>
+          <w:p>
+            <w:pPr>
+              <w:ind w:firstLine="0"/>
+            </w:pPr>
+            <w:r>
+              <w:t>MENU_CHOICE</w:t>
+            </w:r>
+          </w:p>
+        </w:tc>
+        <w:tc>
+          <w:tcPr>
+            <w:tcW w:w="4680" w:type="dxa"/>
+          </w:tcPr>
+          <w:p>
+            <w:pPr>
+              <w:ind w:firstLine="0"/>
+            </w:pPr>
+            <w:r>
+              <w:t xml:space="preserve">1, 2, 3, 4, 5, or 6, - Single digit menu </w:t>
+            </w:r>
+          </w:p>
+        </w:tc>
+      </w:tr>
+      <w:tr>
+        <w:tc>
+          <w:tcPr>
+            <w:tcW w:w="4680" w:type="dxa"/>
+          </w:tcPr>
+          <w:p>
+            <w:pPr>
+              <w:ind w:firstLine="0"/>
+            </w:pPr>
+            <w:r>
+              <w:t>AMOUNT</w:t>
+            </w:r>
+          </w:p>
+        </w:tc>
+        <w:tc>
+          <w:tcPr>
+            <w:tcW w:w="4680" w:type="dxa"/>
+          </w:tcPr>
+          <w:p>
+            <w:pPr>
+              <w:ind w:firstLine="0"/>
+            </w:pPr>
+            <w:r>
+              <w:t>500.00 or 1200 – Integer or decimal dollar value</w:t>
+            </w:r>
+          </w:p>
+        </w:tc>
+      </w:tr>
+      <w:tr>
+        <w:tc>
+          <w:tcPr>
+            <w:tcW w:w="4680" w:type="dxa"/>
+          </w:tcPr>
+          <w:p>
+            <w:pPr>
+              <w:ind w:firstLine="0"/>
+            </w:pPr>
+            <w:r>
+              <w:t>NAME</w:t>
+            </w:r>
+          </w:p>
+        </w:tc>
+        <w:tc>
+          <w:tcPr>
+            <w:tcW w:w="4680" w:type="dxa"/>
+          </w:tcPr>
+          <w:p>
+            <w:pPr>
+              <w:ind w:firstLine="0"/>
+            </w:pPr>
+            <w:r>
+              <w:t>Marcus or Her – letters only, used for first and last names</w:t>
+            </w:r>
+          </w:p>
+        </w:tc>
+      </w:tr>
+      <w:tr>
+        <w:tc>
+          <w:tcPr>
+            <w:tcW w:w="4680" w:type="dxa"/>
+          </w:tcPr>
+          <w:p>
+            <w:pPr>
+              <w:ind w:firstLine="0"/>
+            </w:pPr>
+            <w:r>
+              <w:t>EXIT</w:t>
+            </w:r>
+          </w:p>
+        </w:tc>
+        <w:tc>
+          <w:tcPr>
+            <w:tcW w:w="4680" w:type="dxa"/>
+          </w:tcPr>
+          <w:p>
+            <w:pPr>
+              <w:ind w:firstLine="0"/>
+            </w:pPr>
+            <w:r>
+              <w:t>EXIT – prompted by the users will exit the program</w:t>
+            </w:r>
+          </w:p>
+        </w:tc>
+      </w:tr>
+      <w:tr>
+        <w:tc>
+          <w:tcPr>
+            <w:tcW w:w="4680" w:type="dxa"/>
+          </w:tcPr>
+          <w:p>
+            <w:pPr>
+              <w:ind w:firstLine="0"/>
+            </w:pPr>
+            <w:r>
+              <w:lastRenderedPageBreak/>
+              <w:t>EOF</w:t>
+            </w:r>
+          </w:p>
+        </w:tc>
+        <w:tc>
+          <w:tcPr>
+            <w:tcW w:w="4680" w:type="dxa"/>
+          </w:tcPr>
+          <w:p>
+            <w:pPr>
+              <w:ind w:firstLine="0"/>
+            </w:pPr>
+            <w:r>
+              <w:t>End of stream – Lexer marking the end of the input</w:t>
+            </w:r>
+          </w:p>
+        </w:tc>
+      </w:tr>
+      <w:tr>
+        <w:tc>
+          <w:tcPr>
+            <w:tcW w:w="4680" w:type="dxa"/>
+          </w:tcPr>
+          <w:p>
+            <w:pPr>
+              <w:ind w:firstLine="0"/>
+            </w:pPr>
+            <w:r>
+              <w:t>INVALID</w:t>
+            </w:r>
+          </w:p>
+        </w:tc>
+        <w:tc>
+          <w:tcPr>
+            <w:tcW w:w="4680" w:type="dxa"/>
+          </w:tcPr>
+          <w:p>
+            <w:pPr>
+              <w:ind w:firstLine="0"/>
+            </w:pPr>
+            <w:r>
+              <w:t>Anything that doesn’t match anything above</w:t>
+            </w:r>
+          </w:p>
+        </w:tc>
+      </w:tr>
+    </w:tbl>
+    <w:p>
+      <w:pPr>
+        <w:ind w:firstLine="0"/>
+      </w:pPr>
+    </w:p>
     <w:p/>
     <w:p/>
+    <w:p>
+      <w:pPr>
+        <w:jc w:val="center"/>
+      </w:pPr>
+      <w:r>
+        <w:t>Works Cited</w:t>
+      </w:r>
+    </w:p>
+    <w:p>
+      <w:proofErr w:type="spellStart"/>
+      <w:r>
+        <w:t>Bredikhin</w:t>
+      </w:r>
+      <w:proofErr w:type="spellEnd"/>
+      <w:r>
+        <w:t xml:space="preserve">, </w:t>
+      </w:r>
+      <w:proofErr w:type="spellStart"/>
+      <w:r>
+        <w:t>CodePulse</w:t>
+      </w:r>
+      <w:proofErr w:type="spellEnd"/>
+      <w:r>
+        <w:t>. "Writing a Programming Language — The Lexer." YouTube, 11 May 2022, https://www.youtube.com/watch?v=Eythq9848Fg.</w:t>
+      </w:r>
+    </w:p>
     <w:p/>
+    <w:p>
+      <w:r>
+        <w:t>Callahan, Jack. "How to Write a Programming Language." YouTube, 3 Mar. 2021, https://www.youtube.com/watch?v=HuVg1trQC64.</w:t>
+      </w:r>
+    </w:p>
+    <w:p>
+      <w:pPr>
+        <w:ind w:firstLine="0"/>
+      </w:pPr>
+    </w:p>
+    <w:p>
+      <w:r>
+        <w:t>Krajnak, M. "EBNF Test." https://mdkrajnak.github.io/ebnftest/. Accessed [Date].</w:t>
+      </w:r>
+    </w:p>
     <w:sectPr>
-      <w:headerReference w:type="default" r:id="rId9"/>
-      <w:headerReference w:type="first" r:id="rId10"/>
+      <w:headerReference w:type="default" r:id="rId11"/>
+      <w:headerReference w:type="first" r:id="rId12"/>
       <w:pgSz w:w="12240" w:h="15840"/>
       <w:pgMar w:top="1440" w:right="1440" w:bottom="1440" w:left="1440" w:header="720" w:footer="720" w:gutter="0"/>
       <w:cols w:space="720"/>

--- a/README.docx
+++ b/README.docx
@@ -545,15 +545,16 @@
     <w:p/>
     <w:p>
       <w:r>
-        <w:t>EBNF Gramm</w:t>
-      </w:r>
-      <w:r>
-        <w:t>a</w:t>
-      </w:r>
-      <w:r>
-        <w:t xml:space="preserve">r: </w:t>
-      </w:r>
-    </w:p>
+        <w:t>The grammar for the Banking DSL was written in Extended Backus-Naur Form (EBNF). It defines every valid input the program will accept. The grammar starts with the program rule, which requires either an account number or the EXIT keyword, followed by zero or more commands. Each command is selected by entering a menu number from 1 through 6.</w:t>
+      </w:r>
+      <w:r>
+        <w:t xml:space="preserve"> </w:t>
+      </w:r>
+      <w:r>
+        <w:t>The Lexer and Parser use this grammar to classify and structure every command the user enters.</w:t>
+      </w:r>
+    </w:p>
+    <w:p/>
     <w:p>
       <w:proofErr w:type="gramStart"/>
       <w:r>
@@ -722,210 +723,208 @@
     <w:p>
       <w:proofErr w:type="gramStart"/>
       <w:r>
+        <w:t>withdrawal ::=</w:t>
+      </w:r>
+      <w:proofErr w:type="gramEnd"/>
+      <w:r>
+        <w:t xml:space="preserve"> "2", </w:t>
+      </w:r>
+      <w:proofErr w:type="gramStart"/>
+      <w:r>
+        <w:t>amount ;</w:t>
+      </w:r>
+      <w:proofErr w:type="gramEnd"/>
+    </w:p>
+    <w:p/>
+    <w:p>
+      <w:proofErr w:type="spellStart"/>
+      <w:r>
+        <w:t>check_</w:t>
+      </w:r>
+      <w:proofErr w:type="gramStart"/>
+      <w:r>
+        <w:t>balance</w:t>
+      </w:r>
+      <w:proofErr w:type="spellEnd"/>
+      <w:r>
+        <w:t xml:space="preserve"> ::=</w:t>
+      </w:r>
+      <w:proofErr w:type="gramEnd"/>
+      <w:r>
+        <w:t xml:space="preserve"> "3</w:t>
+      </w:r>
+      <w:proofErr w:type="gramStart"/>
+      <w:r>
+        <w:t>" ;</w:t>
+      </w:r>
+      <w:proofErr w:type="gramEnd"/>
+    </w:p>
+    <w:p/>
+    <w:p>
+      <w:proofErr w:type="spellStart"/>
+      <w:r>
+        <w:t>create_</w:t>
+      </w:r>
+      <w:proofErr w:type="gramStart"/>
+      <w:r>
+        <w:t>account</w:t>
+      </w:r>
+      <w:proofErr w:type="spellEnd"/>
+      <w:r>
+        <w:t xml:space="preserve"> ::=</w:t>
+      </w:r>
+      <w:proofErr w:type="gramEnd"/>
+      <w:r>
+        <w:t xml:space="preserve"> "4", name, name, </w:t>
+      </w:r>
+      <w:proofErr w:type="spellStart"/>
+      <w:r>
+        <w:t>account_number</w:t>
+      </w:r>
+      <w:proofErr w:type="spellEnd"/>
+      <w:r>
+        <w:t xml:space="preserve">, </w:t>
+      </w:r>
+      <w:proofErr w:type="gramStart"/>
+      <w:r>
+        <w:t>amount ;</w:t>
+      </w:r>
+      <w:proofErr w:type="gramEnd"/>
+    </w:p>
+    <w:p/>
+    <w:p>
+      <w:proofErr w:type="spellStart"/>
+      <w:r>
+        <w:t>check_other_</w:t>
+      </w:r>
+      <w:proofErr w:type="gramStart"/>
+      <w:r>
+        <w:t>account</w:t>
+      </w:r>
+      <w:proofErr w:type="spellEnd"/>
+      <w:r>
+        <w:t xml:space="preserve"> ::=</w:t>
+      </w:r>
+      <w:proofErr w:type="gramEnd"/>
+      <w:r>
+        <w:t xml:space="preserve"> "5", </w:t>
+      </w:r>
+      <w:proofErr w:type="spellStart"/>
+      <w:r>
+        <w:t>account_</w:t>
+      </w:r>
+      <w:proofErr w:type="gramStart"/>
+      <w:r>
+        <w:t>number</w:t>
+      </w:r>
+      <w:proofErr w:type="spellEnd"/>
+      <w:r>
+        <w:t xml:space="preserve"> ;</w:t>
+      </w:r>
+      <w:proofErr w:type="gramEnd"/>
+    </w:p>
+    <w:p/>
+    <w:p>
+      <w:proofErr w:type="spellStart"/>
+      <w:r>
+        <w:t>exit_</w:t>
+      </w:r>
+      <w:proofErr w:type="gramStart"/>
+      <w:r>
+        <w:t>program</w:t>
+      </w:r>
+      <w:proofErr w:type="spellEnd"/>
+      <w:r>
+        <w:t xml:space="preserve"> ::=</w:t>
+      </w:r>
+      <w:proofErr w:type="gramEnd"/>
+      <w:r>
+        <w:t xml:space="preserve"> "6" | </w:t>
+      </w:r>
+      <w:proofErr w:type="gramStart"/>
+      <w:r>
+        <w:t>exit ;</w:t>
+      </w:r>
+      <w:proofErr w:type="gramEnd"/>
+    </w:p>
+    <w:p/>
+    <w:p>
+      <w:proofErr w:type="gramStart"/>
+      <w:r>
+        <w:t>command ::=</w:t>
+      </w:r>
+      <w:proofErr w:type="gramEnd"/>
+      <w:r>
+        <w:t xml:space="preserve"> deposit | withdrawal | </w:t>
+      </w:r>
+      <w:proofErr w:type="spellStart"/>
+      <w:r>
+        <w:t>check_balance</w:t>
+      </w:r>
+      <w:proofErr w:type="spellEnd"/>
+      <w:r>
+        <w:t xml:space="preserve"> | </w:t>
+      </w:r>
+      <w:proofErr w:type="spellStart"/>
+      <w:r>
+        <w:t>create_account</w:t>
+      </w:r>
+      <w:proofErr w:type="spellEnd"/>
+      <w:r>
+        <w:t xml:space="preserve"> | </w:t>
+      </w:r>
+      <w:proofErr w:type="spellStart"/>
+      <w:r>
+        <w:t>check_other_account</w:t>
+      </w:r>
+      <w:proofErr w:type="spellEnd"/>
+      <w:r>
+        <w:t xml:space="preserve"> | </w:t>
+      </w:r>
+      <w:proofErr w:type="spellStart"/>
+      <w:r>
+        <w:t>exit_</w:t>
+      </w:r>
+      <w:proofErr w:type="gramStart"/>
+      <w:r>
+        <w:t>program</w:t>
+      </w:r>
+      <w:proofErr w:type="spellEnd"/>
+      <w:r>
+        <w:t xml:space="preserve"> ;</w:t>
+      </w:r>
+      <w:proofErr w:type="gramEnd"/>
+    </w:p>
+    <w:p/>
+    <w:p>
+      <w:proofErr w:type="gramStart"/>
+      <w:r>
+        <w:t>program ::=</w:t>
+      </w:r>
+      <w:proofErr w:type="gramEnd"/>
+      <w:r>
+        <w:t xml:space="preserve"> (</w:t>
+      </w:r>
+      <w:proofErr w:type="spellStart"/>
+      <w:r>
+        <w:t>account_number</w:t>
+      </w:r>
+      <w:proofErr w:type="spellEnd"/>
+      <w:r>
+        <w:t xml:space="preserve"> | exit), {command</w:t>
+      </w:r>
+      <w:proofErr w:type="gramStart"/>
+      <w:r>
+        <w:t>} ;</w:t>
+      </w:r>
+      <w:proofErr w:type="gramEnd"/>
+    </w:p>
+    <w:p/>
+    <w:p/>
+    <w:p/>
+    <w:p>
+      <w:r>
         <w:lastRenderedPageBreak/>
-        <w:t>withdrawal ::=</w:t>
-      </w:r>
-      <w:proofErr w:type="gramEnd"/>
-      <w:r>
-        <w:t xml:space="preserve"> "2", </w:t>
-      </w:r>
-      <w:proofErr w:type="gramStart"/>
-      <w:r>
-        <w:t>amount ;</w:t>
-      </w:r>
-      <w:proofErr w:type="gramEnd"/>
-    </w:p>
-    <w:p/>
-    <w:p>
-      <w:proofErr w:type="spellStart"/>
-      <w:r>
-        <w:t>check_</w:t>
-      </w:r>
-      <w:proofErr w:type="gramStart"/>
-      <w:r>
-        <w:t>balance</w:t>
-      </w:r>
-      <w:proofErr w:type="spellEnd"/>
-      <w:r>
-        <w:t xml:space="preserve"> ::=</w:t>
-      </w:r>
-      <w:proofErr w:type="gramEnd"/>
-      <w:r>
-        <w:t xml:space="preserve"> "3</w:t>
-      </w:r>
-      <w:proofErr w:type="gramStart"/>
-      <w:r>
-        <w:t>" ;</w:t>
-      </w:r>
-      <w:proofErr w:type="gramEnd"/>
-    </w:p>
-    <w:p/>
-    <w:p>
-      <w:proofErr w:type="spellStart"/>
-      <w:r>
-        <w:t>create_</w:t>
-      </w:r>
-      <w:proofErr w:type="gramStart"/>
-      <w:r>
-        <w:t>account</w:t>
-      </w:r>
-      <w:proofErr w:type="spellEnd"/>
-      <w:r>
-        <w:t xml:space="preserve"> ::=</w:t>
-      </w:r>
-      <w:proofErr w:type="gramEnd"/>
-      <w:r>
-        <w:t xml:space="preserve"> "4", name, name, </w:t>
-      </w:r>
-      <w:proofErr w:type="spellStart"/>
-      <w:r>
-        <w:t>account_number</w:t>
-      </w:r>
-      <w:proofErr w:type="spellEnd"/>
-      <w:r>
-        <w:t xml:space="preserve">, </w:t>
-      </w:r>
-      <w:proofErr w:type="gramStart"/>
-      <w:r>
-        <w:t>amount ;</w:t>
-      </w:r>
-      <w:proofErr w:type="gramEnd"/>
-    </w:p>
-    <w:p/>
-    <w:p>
-      <w:proofErr w:type="spellStart"/>
-      <w:r>
-        <w:t>check_other_</w:t>
-      </w:r>
-      <w:proofErr w:type="gramStart"/>
-      <w:r>
-        <w:t>account</w:t>
-      </w:r>
-      <w:proofErr w:type="spellEnd"/>
-      <w:r>
-        <w:t xml:space="preserve"> ::=</w:t>
-      </w:r>
-      <w:proofErr w:type="gramEnd"/>
-      <w:r>
-        <w:t xml:space="preserve"> "5", </w:t>
-      </w:r>
-      <w:proofErr w:type="spellStart"/>
-      <w:r>
-        <w:t>account_</w:t>
-      </w:r>
-      <w:proofErr w:type="gramStart"/>
-      <w:r>
-        <w:t>number</w:t>
-      </w:r>
-      <w:proofErr w:type="spellEnd"/>
-      <w:r>
-        <w:t xml:space="preserve"> ;</w:t>
-      </w:r>
-      <w:proofErr w:type="gramEnd"/>
-    </w:p>
-    <w:p/>
-    <w:p>
-      <w:proofErr w:type="spellStart"/>
-      <w:r>
-        <w:t>exit_</w:t>
-      </w:r>
-      <w:proofErr w:type="gramStart"/>
-      <w:r>
-        <w:t>program</w:t>
-      </w:r>
-      <w:proofErr w:type="spellEnd"/>
-      <w:r>
-        <w:t xml:space="preserve"> ::=</w:t>
-      </w:r>
-      <w:proofErr w:type="gramEnd"/>
-      <w:r>
-        <w:t xml:space="preserve"> "6" | </w:t>
-      </w:r>
-      <w:proofErr w:type="gramStart"/>
-      <w:r>
-        <w:t>exit ;</w:t>
-      </w:r>
-      <w:proofErr w:type="gramEnd"/>
-    </w:p>
-    <w:p/>
-    <w:p>
-      <w:proofErr w:type="gramStart"/>
-      <w:r>
-        <w:t>command ::=</w:t>
-      </w:r>
-      <w:proofErr w:type="gramEnd"/>
-      <w:r>
-        <w:t xml:space="preserve"> deposit | withdrawal | </w:t>
-      </w:r>
-      <w:proofErr w:type="spellStart"/>
-      <w:r>
-        <w:t>check_balance</w:t>
-      </w:r>
-      <w:proofErr w:type="spellEnd"/>
-      <w:r>
-        <w:t xml:space="preserve"> | </w:t>
-      </w:r>
-      <w:proofErr w:type="spellStart"/>
-      <w:r>
-        <w:t>create_account</w:t>
-      </w:r>
-      <w:proofErr w:type="spellEnd"/>
-      <w:r>
-        <w:t xml:space="preserve"> | </w:t>
-      </w:r>
-      <w:proofErr w:type="spellStart"/>
-      <w:r>
-        <w:t>check_other_account</w:t>
-      </w:r>
-      <w:proofErr w:type="spellEnd"/>
-      <w:r>
-        <w:t xml:space="preserve"> | </w:t>
-      </w:r>
-      <w:proofErr w:type="spellStart"/>
-      <w:r>
-        <w:t>exit_</w:t>
-      </w:r>
-      <w:proofErr w:type="gramStart"/>
-      <w:r>
-        <w:t>program</w:t>
-      </w:r>
-      <w:proofErr w:type="spellEnd"/>
-      <w:r>
-        <w:t xml:space="preserve"> ;</w:t>
-      </w:r>
-      <w:proofErr w:type="gramEnd"/>
-    </w:p>
-    <w:p/>
-    <w:p>
-      <w:proofErr w:type="gramStart"/>
-      <w:r>
-        <w:t>program ::=</w:t>
-      </w:r>
-      <w:proofErr w:type="gramEnd"/>
-      <w:r>
-        <w:t xml:space="preserve"> (</w:t>
-      </w:r>
-      <w:proofErr w:type="spellStart"/>
-      <w:r>
-        <w:t>account_number</w:t>
-      </w:r>
-      <w:proofErr w:type="spellEnd"/>
-      <w:r>
-        <w:t xml:space="preserve"> | exit), {command</w:t>
-      </w:r>
-      <w:proofErr w:type="gramStart"/>
-      <w:r>
-        <w:t>} ;</w:t>
-      </w:r>
-      <w:proofErr w:type="gramEnd"/>
-    </w:p>
-    <w:p>
-      <w:r>
-        <w:t>The grammar for the Banking DSL was written in Extended Backus-Naur Form (EBNF). It defines every valid input the program will accept. The grammar starts with the program rule, which requires either an account number or the EXIT keyword, followed by zero or more commands. Each command is selected by entering a menu number from 1 through 6.</w:t>
-      </w:r>
-    </w:p>
-    <w:p>
-      <w:r>
         <w:t>The program follows a pipeline design. When the user enters a command, it travels through four stages before any action is taken on a bank account.</w:t>
       </w:r>
     </w:p>
@@ -936,7 +935,6 @@
     </w:p>
     <w:p>
       <w:r>
-        <w:lastRenderedPageBreak/>
         <w:t xml:space="preserve">The Parser reads the token list and builds an Abstract Syntax Tree (AST) made up of </w:t>
       </w:r>
       <w:proofErr w:type="spellStart"/>
@@ -1104,8 +1102,27 @@
             <w:pPr>
               <w:ind w:firstLine="0"/>
             </w:pPr>
-            <w:r>
-              <w:t>Token the input string</w:t>
+            <w:proofErr w:type="spellStart"/>
+            <w:r>
+              <w:t>Token</w:t>
+            </w:r>
+            <w:r>
+              <w:t>i</w:t>
+            </w:r>
+            <w:proofErr w:type="spellEnd"/>
+            <w:r>
+              <w:t xml:space="preserve"> </w:t>
+            </w:r>
+            <w:proofErr w:type="spellStart"/>
+            <w:r>
+              <w:t>THROUG</w:t>
+            </w:r>
+            <w:r>
+              <w:t>ze</w:t>
+            </w:r>
+            <w:proofErr w:type="spellEnd"/>
+            <w:r>
+              <w:t xml:space="preserve"> the input string</w:t>
             </w:r>
           </w:p>
         </w:tc>
@@ -1150,6 +1167,9 @@
             <w:r>
               <w:t>Parser</w:t>
             </w:r>
+            <w:r>
+              <w:t>.py</w:t>
+            </w:r>
           </w:p>
         </w:tc>
         <w:tc>
@@ -1175,11 +1195,12 @@
             <w:pPr>
               <w:ind w:firstLine="0"/>
             </w:pPr>
-            <w:proofErr w:type="spellStart"/>
             <w:r>
               <w:t>ASTNode</w:t>
             </w:r>
-            <w:proofErr w:type="spellEnd"/>
+            <w:r>
+              <w:t>.py</w:t>
+            </w:r>
           </w:p>
         </w:tc>
         <w:tc>
@@ -1207,6 +1228,9 @@
             </w:pPr>
             <w:r>
               <w:t>Interpreter</w:t>
+            </w:r>
+            <w:r>
+              <w:t>.py</w:t>
             </w:r>
           </w:p>
         </w:tc>
